--- a/salary-kit-dl-92kf7m/files/onepager-template.docx
+++ b/salary-kit-dl-92kf7m/files/onepager-template.docx
@@ -438,6 +438,22 @@
     </w:p>
     <w:p>
       <w:pPr>
+        <w:spacing w:after="40" w:line="276"/>
+      </w:pPr>
+      <w:r>
+        <w:rPr>
+          <w:rFonts w:ascii="Yu Gothic" w:cs="Yu Gothic" w:eastAsia="Yu Gothic" w:hAnsi="Yu Gothic"/>
+          <w:i/>
+          <w:iCs/>
+          <w:color w:val="52514E"/>
+          <w:sz w:val="16"/>
+          <w:szCs w:val="16"/>
+        </w:rPr>
+        <w:t xml:space="preserve">相場の調べ方: ① doda「平均年収ランキング2025」で自分の職種・年代の平均を確認 → ② 転職サイトの求人票で同職種・同年代の提示レンジを3件メモ → ③ 転職エージェントの面談で口頭確認。①〜③のどれか一つでも把握できれば十分です。</w:t>
+      </w:r>
+    </w:p>
+    <w:p>
+      <w:pPr>
         <w:pBdr>
           <w:bottom w:val="single" w:color="D8D8D2" w:sz="4" w:space="3"/>
         </w:pBdr>
